--- a/Documentation.docx
+++ b/Documentation.docx
@@ -456,6 +456,22 @@
           <w:rFonts w:ascii="Segoe UI Semibold" w:hAnsi="Segoe UI Semibold" w:cs="Segoe UI Semibold"/>
           <w:lang w:val="en-US"/>
         </w:rPr>
+        <w:t xml:space="preserve"> &amp;&amp; </w:t>
+      </w:r>
+      <w:proofErr w:type="spellStart"/>
+      <w:r>
+        <w:rPr>
+          <w:rFonts w:ascii="Segoe UI Semibold" w:hAnsi="Segoe UI Semibold" w:cs="Segoe UI Semibold"/>
+          <w:lang w:val="en-US"/>
+        </w:rPr>
+        <w:t>setPos</w:t>
+      </w:r>
+      <w:proofErr w:type="spellEnd"/>
+      <w:r>
+        <w:rPr>
+          <w:rFonts w:ascii="Segoe UI Semibold" w:hAnsi="Segoe UI Semibold" w:cs="Segoe UI Semibold"/>
+          <w:lang w:val="en-US"/>
+        </w:rPr>
         <w:t>: Used to easily gain access to the whole position vector.</w:t>
       </w:r>
     </w:p>
@@ -490,6 +506,234 @@
           <w:lang w:val="en-US"/>
         </w:rPr>
       </w:pPr>
+      <w:proofErr w:type="spellStart"/>
+      <w:r>
+        <w:rPr>
+          <w:rFonts w:ascii="Segoe UI Semibold" w:hAnsi="Segoe UI Semibold" w:cs="Segoe UI Semibold"/>
+          <w:lang w:val="en-US"/>
+        </w:rPr>
+        <w:t>ParticleContact</w:t>
+      </w:r>
+      <w:proofErr w:type="spellEnd"/>
+      <w:r>
+        <w:rPr>
+          <w:rFonts w:ascii="Segoe UI Semibold" w:hAnsi="Segoe UI Semibold" w:cs="Segoe UI Semibold"/>
+          <w:lang w:val="en-US"/>
+        </w:rPr>
+        <w:t xml:space="preserve"> Class:</w:t>
+      </w:r>
+    </w:p>
+    <w:p>
+      <w:pPr>
+        <w:rPr>
+          <w:rFonts w:ascii="Segoe UI Semibold" w:hAnsi="Segoe UI Semibold" w:cs="Segoe UI Semibold"/>
+          <w:lang w:val="en-US"/>
+        </w:rPr>
+      </w:pPr>
+      <w:r>
+        <w:rPr>
+          <w:rFonts w:ascii="Segoe UI Semibold" w:hAnsi="Segoe UI Semibold" w:cs="Segoe UI Semibold"/>
+          <w:lang w:val="en-US"/>
+        </w:rPr>
+        <w:t>Explanation: Class containing the details for resolution of particle collisions and particle link behavior.</w:t>
+      </w:r>
+    </w:p>
+    <w:p>
+      <w:pPr>
+        <w:rPr>
+          <w:rFonts w:ascii="Segoe UI Semibold" w:hAnsi="Segoe UI Semibold" w:cs="Segoe UI Semibold"/>
+          <w:lang w:val="en-US"/>
+        </w:rPr>
+      </w:pPr>
+      <w:r>
+        <w:rPr>
+          <w:rFonts w:ascii="Segoe UI Semibold" w:hAnsi="Segoe UI Semibold" w:cs="Segoe UI Semibold"/>
+          <w:lang w:val="en-US"/>
+        </w:rPr>
+        <w:t>Functions:</w:t>
+      </w:r>
+    </w:p>
+    <w:p>
+      <w:pPr>
+        <w:rPr>
+          <w:rFonts w:ascii="Segoe UI Semibold" w:hAnsi="Segoe UI Semibold" w:cs="Segoe UI Semibold"/>
+          <w:lang w:val="en-US"/>
+        </w:rPr>
+      </w:pPr>
+      <w:r>
+        <w:rPr>
+          <w:rFonts w:ascii="Segoe UI Semibold" w:hAnsi="Segoe UI Semibold" w:cs="Segoe UI Semibold"/>
+          <w:lang w:val="en-US"/>
+        </w:rPr>
+        <w:t xml:space="preserve">Resolve: Used for resolving interpenetration when two </w:t>
+      </w:r>
+      <w:proofErr w:type="gramStart"/>
+      <w:r>
+        <w:rPr>
+          <w:rFonts w:ascii="Segoe UI Semibold" w:hAnsi="Segoe UI Semibold" w:cs="Segoe UI Semibold"/>
+          <w:lang w:val="en-US"/>
+        </w:rPr>
+        <w:t>particle</w:t>
+      </w:r>
+      <w:proofErr w:type="gramEnd"/>
+      <w:r>
+        <w:rPr>
+          <w:rFonts w:ascii="Segoe UI Semibold" w:hAnsi="Segoe UI Semibold" w:cs="Segoe UI Semibold"/>
+          <w:lang w:val="en-US"/>
+        </w:rPr>
+        <w:t xml:space="preserve"> collide into each other.</w:t>
+      </w:r>
+    </w:p>
+    <w:p>
+      <w:pPr>
+        <w:rPr>
+          <w:rFonts w:ascii="Segoe UI Semibold" w:hAnsi="Segoe UI Semibold" w:cs="Segoe UI Semibold"/>
+          <w:lang w:val="en-US"/>
+        </w:rPr>
+      </w:pPr>
+      <w:proofErr w:type="spellStart"/>
+      <w:r>
+        <w:rPr>
+          <w:rFonts w:ascii="Segoe UI Semibold" w:hAnsi="Segoe UI Semibold" w:cs="Segoe UI Semibold"/>
+          <w:lang w:val="en-US"/>
+        </w:rPr>
+        <w:lastRenderedPageBreak/>
+        <w:t>GetSeparatingSpeed</w:t>
+      </w:r>
+      <w:proofErr w:type="spellEnd"/>
+      <w:r>
+        <w:rPr>
+          <w:rFonts w:ascii="Segoe UI Semibold" w:hAnsi="Segoe UI Semibold" w:cs="Segoe UI Semibold"/>
+          <w:lang w:val="en-US"/>
+        </w:rPr>
+        <w:t>: Calculates the rate of change of the distance between the two contact points.</w:t>
+      </w:r>
+    </w:p>
+    <w:p>
+      <w:pPr>
+        <w:rPr>
+          <w:rFonts w:ascii="Segoe UI Semibold" w:hAnsi="Segoe UI Semibold" w:cs="Segoe UI Semibold"/>
+          <w:lang w:val="en-US"/>
+        </w:rPr>
+      </w:pPr>
+      <w:proofErr w:type="spellStart"/>
+      <w:r>
+        <w:rPr>
+          <w:rFonts w:ascii="Segoe UI Semibold" w:hAnsi="Segoe UI Semibold" w:cs="Segoe UI Semibold"/>
+          <w:lang w:val="en-US"/>
+        </w:rPr>
+        <w:t>ContactResolver</w:t>
+      </w:r>
+      <w:proofErr w:type="spellEnd"/>
+      <w:r>
+        <w:rPr>
+          <w:rFonts w:ascii="Segoe UI Semibold" w:hAnsi="Segoe UI Semibold" w:cs="Segoe UI Semibold"/>
+          <w:lang w:val="en-US"/>
+        </w:rPr>
+        <w:t xml:space="preserve"> Class:</w:t>
+      </w:r>
+    </w:p>
+    <w:p>
+      <w:pPr>
+        <w:rPr>
+          <w:rFonts w:ascii="Segoe UI Semibold" w:hAnsi="Segoe UI Semibold" w:cs="Segoe UI Semibold"/>
+          <w:lang w:val="en-US"/>
+        </w:rPr>
+      </w:pPr>
+      <w:r>
+        <w:rPr>
+          <w:rFonts w:ascii="Segoe UI Semibold" w:hAnsi="Segoe UI Semibold" w:cs="Segoe UI Semibold"/>
+          <w:lang w:val="en-US"/>
+        </w:rPr>
+        <w:t xml:space="preserve">Explanation: Resolves the contacts by calling the functions of the </w:t>
+      </w:r>
+      <w:proofErr w:type="spellStart"/>
+      <w:r>
+        <w:rPr>
+          <w:rFonts w:ascii="Segoe UI Semibold" w:hAnsi="Segoe UI Semibold" w:cs="Segoe UI Semibold"/>
+          <w:lang w:val="en-US"/>
+        </w:rPr>
+        <w:t>ParticleContact</w:t>
+      </w:r>
+      <w:proofErr w:type="spellEnd"/>
+      <w:r>
+        <w:rPr>
+          <w:rFonts w:ascii="Segoe UI Semibold" w:hAnsi="Segoe UI Semibold" w:cs="Segoe UI Semibold"/>
+          <w:lang w:val="en-US"/>
+        </w:rPr>
+        <w:t xml:space="preserve"> classes generated by the Physics World in an orderly manner.</w:t>
+      </w:r>
+    </w:p>
+    <w:p>
+      <w:pPr>
+        <w:rPr>
+          <w:rFonts w:ascii="Segoe UI Semibold" w:hAnsi="Segoe UI Semibold" w:cs="Segoe UI Semibold"/>
+          <w:lang w:val="en-US"/>
+        </w:rPr>
+      </w:pPr>
+      <w:r>
+        <w:rPr>
+          <w:rFonts w:ascii="Segoe UI Semibold" w:hAnsi="Segoe UI Semibold" w:cs="Segoe UI Semibold"/>
+          <w:lang w:val="en-US"/>
+        </w:rPr>
+        <w:t>Function:</w:t>
+      </w:r>
+    </w:p>
+    <w:p>
+      <w:pPr>
+        <w:tabs>
+          <w:tab w:val="left" w:pos="3396"/>
+        </w:tabs>
+        <w:rPr>
+          <w:rFonts w:ascii="Segoe UI Semibold" w:hAnsi="Segoe UI Semibold" w:cs="Segoe UI Semibold"/>
+          <w:lang w:val="en-US"/>
+        </w:rPr>
+      </w:pPr>
+      <w:proofErr w:type="spellStart"/>
+      <w:r>
+        <w:rPr>
+          <w:rFonts w:ascii="Segoe UI Semibold" w:hAnsi="Segoe UI Semibold" w:cs="Segoe UI Semibold"/>
+          <w:lang w:val="en-US"/>
+        </w:rPr>
+        <w:t>ResolveContacts</w:t>
+      </w:r>
+      <w:proofErr w:type="spellEnd"/>
+      <w:r>
+        <w:rPr>
+          <w:rFonts w:ascii="Segoe UI Semibold" w:hAnsi="Segoe UI Semibold" w:cs="Segoe UI Semibold"/>
+          <w:lang w:val="en-US"/>
+        </w:rPr>
+        <w:t xml:space="preserve">: Resolves the contacts passed to the Contact Resolver </w:t>
+      </w:r>
+      <w:r>
+        <w:rPr>
+          <w:rFonts w:ascii="Segoe UI Semibold" w:hAnsi="Segoe UI Semibold" w:cs="Segoe UI Semibold"/>
+          <w:lang w:val="en-US"/>
+        </w:rPr>
+        <w:t xml:space="preserve">in order </w:t>
+      </w:r>
+      <w:r>
+        <w:rPr>
+          <w:rFonts w:ascii="Segoe UI Semibold" w:hAnsi="Segoe UI Semibold" w:cs="Segoe UI Semibold"/>
+          <w:lang w:val="en-US"/>
+        </w:rPr>
+        <w:t>based on their separating speeds.</w:t>
+      </w:r>
+      <w:r>
+        <w:rPr>
+          <w:rFonts w:ascii="Segoe UI Semibold" w:hAnsi="Segoe UI Semibold" w:cs="Segoe UI Semibold"/>
+          <w:lang w:val="en-US"/>
+        </w:rPr>
+        <w:t xml:space="preserve"> Stops when all contacts have a positive separating speed or have a negative depth.</w:t>
+      </w:r>
+    </w:p>
+    <w:p>
+      <w:pPr>
+        <w:rPr>
+          <w:rFonts w:ascii="Segoe UI Semibold" w:hAnsi="Segoe UI Semibold" w:cs="Segoe UI Semibold"/>
+          <w:lang w:val="en-US"/>
+        </w:rPr>
+      </w:pPr>
     </w:p>
     <w:p>
       <w:pPr>
@@ -558,85 +802,352 @@
           <w:rFonts w:ascii="Segoe UI Semibold" w:hAnsi="Segoe UI Semibold" w:cs="Segoe UI Semibold"/>
           <w:lang w:val="en-US"/>
         </w:rPr>
+        <w:t>UpdateForce</w:t>
+      </w:r>
+      <w:proofErr w:type="spellEnd"/>
+      <w:r>
+        <w:rPr>
+          <w:rFonts w:ascii="Segoe UI Semibold" w:hAnsi="Segoe UI Semibold" w:cs="Segoe UI Semibold"/>
+          <w:lang w:val="en-US"/>
+        </w:rPr>
+        <w:t>:  Used to apply the force calculated by the generator. To be overwritten by the class’s children.</w:t>
+      </w:r>
+    </w:p>
+    <w:p>
+      <w:pPr>
+        <w:rPr>
+          <w:rFonts w:ascii="Segoe UI Semibold" w:hAnsi="Segoe UI Semibold" w:cs="Segoe UI Semibold"/>
+          <w:lang w:val="en-US"/>
+        </w:rPr>
+      </w:pPr>
+      <w:proofErr w:type="spellStart"/>
+      <w:r>
+        <w:rPr>
+          <w:rFonts w:ascii="Segoe UI Semibold" w:hAnsi="Segoe UI Semibold" w:cs="Segoe UI Semibold"/>
+          <w:lang w:val="en-US"/>
+        </w:rPr>
+        <w:t>UpdateForce</w:t>
+      </w:r>
+      <w:proofErr w:type="spellEnd"/>
+      <w:r>
+        <w:rPr>
+          <w:rFonts w:ascii="Segoe UI Semibold" w:hAnsi="Segoe UI Semibold" w:cs="Segoe UI Semibold"/>
+          <w:lang w:val="en-US"/>
+        </w:rPr>
+        <w:t xml:space="preserve"> (Gravity): Applies the force of gravity to the particle assuming it has a valid mass (above 0).</w:t>
+      </w:r>
+    </w:p>
+    <w:p>
+      <w:pPr>
+        <w:rPr>
+          <w:rFonts w:ascii="Segoe UI Semibold" w:hAnsi="Segoe UI Semibold" w:cs="Segoe UI Semibold"/>
+          <w:lang w:val="en-US"/>
+        </w:rPr>
+      </w:pPr>
+      <w:proofErr w:type="spellStart"/>
+      <w:r>
+        <w:rPr>
+          <w:rFonts w:ascii="Segoe UI Semibold" w:hAnsi="Segoe UI Semibold" w:cs="Segoe UI Semibold"/>
+          <w:lang w:val="en-US"/>
+        </w:rPr>
+        <w:t>UpdateForce</w:t>
+      </w:r>
+      <w:proofErr w:type="spellEnd"/>
+      <w:r>
+        <w:rPr>
+          <w:rFonts w:ascii="Segoe UI Semibold" w:hAnsi="Segoe UI Semibold" w:cs="Segoe UI Semibold"/>
+          <w:lang w:val="en-US"/>
+        </w:rPr>
+        <w:t xml:space="preserve"> (Drag): Applies the drag to the particle via damping. </w:t>
+      </w:r>
+    </w:p>
+    <w:p>
+      <w:pPr>
+        <w:rPr>
+          <w:rFonts w:ascii="Segoe UI Semibold" w:hAnsi="Segoe UI Semibold" w:cs="Segoe UI Semibold"/>
+          <w:lang w:val="en-US"/>
+        </w:rPr>
+      </w:pPr>
+    </w:p>
+    <w:p>
+      <w:pPr>
+        <w:rPr>
+          <w:rFonts w:ascii="Segoe UI Semibold" w:hAnsi="Segoe UI Semibold" w:cs="Segoe UI Semibold"/>
+          <w:lang w:val="en-US"/>
+        </w:rPr>
+      </w:pPr>
+      <w:proofErr w:type="spellStart"/>
+      <w:r>
+        <w:rPr>
+          <w:rFonts w:ascii="Segoe UI Semibold" w:hAnsi="Segoe UI Semibold" w:cs="Segoe UI Semibold"/>
+          <w:lang w:val="en-US"/>
+        </w:rPr>
+        <w:t>AnchoredSpring</w:t>
+      </w:r>
+      <w:proofErr w:type="spellEnd"/>
+      <w:r>
+        <w:rPr>
+          <w:rFonts w:ascii="Segoe UI Semibold" w:hAnsi="Segoe UI Semibold" w:cs="Segoe UI Semibold"/>
+          <w:lang w:val="en-US"/>
+        </w:rPr>
+        <w:t xml:space="preserve"> and </w:t>
+      </w:r>
+      <w:proofErr w:type="spellStart"/>
+      <w:r>
+        <w:rPr>
+          <w:rFonts w:ascii="Segoe UI Semibold" w:hAnsi="Segoe UI Semibold" w:cs="Segoe UI Semibold"/>
+          <w:lang w:val="en-US"/>
+        </w:rPr>
+        <w:t>ParticleSpring</w:t>
+      </w:r>
+      <w:proofErr w:type="spellEnd"/>
+      <w:r>
+        <w:rPr>
+          <w:rFonts w:ascii="Segoe UI Semibold" w:hAnsi="Segoe UI Semibold" w:cs="Segoe UI Semibold"/>
+          <w:lang w:val="en-US"/>
+        </w:rPr>
+        <w:t xml:space="preserve"> Classes:</w:t>
+      </w:r>
+    </w:p>
+    <w:p>
+      <w:pPr>
+        <w:rPr>
+          <w:rFonts w:ascii="Segoe UI Semibold" w:hAnsi="Segoe UI Semibold" w:cs="Segoe UI Semibold"/>
+          <w:lang w:val="en-US"/>
+        </w:rPr>
+      </w:pPr>
+      <w:r>
+        <w:rPr>
+          <w:rFonts w:ascii="Segoe UI Semibold" w:hAnsi="Segoe UI Semibold" w:cs="Segoe UI Semibold"/>
+          <w:lang w:val="en-US"/>
+        </w:rPr>
+        <w:t xml:space="preserve">Explanation: Springs are particle links that generate forces that pull particles toward their paired entity (either a fixed point for the </w:t>
+      </w:r>
+      <w:proofErr w:type="spellStart"/>
+      <w:r>
+        <w:rPr>
+          <w:rFonts w:ascii="Segoe UI Semibold" w:hAnsi="Segoe UI Semibold" w:cs="Segoe UI Semibold"/>
+          <w:lang w:val="en-US"/>
+        </w:rPr>
+        <w:t>AnchoredSpring</w:t>
+      </w:r>
+      <w:proofErr w:type="spellEnd"/>
+      <w:r>
+        <w:rPr>
+          <w:rFonts w:ascii="Segoe UI Semibold" w:hAnsi="Segoe UI Semibold" w:cs="Segoe UI Semibold"/>
+          <w:lang w:val="en-US"/>
+        </w:rPr>
+        <w:t xml:space="preserve"> or another particle which is also pulled toward the initial one for </w:t>
+      </w:r>
+      <w:proofErr w:type="spellStart"/>
+      <w:r>
+        <w:rPr>
+          <w:rFonts w:ascii="Segoe UI Semibold" w:hAnsi="Segoe UI Semibold" w:cs="Segoe UI Semibold"/>
+          <w:lang w:val="en-US"/>
+        </w:rPr>
+        <w:t>ParticleSpring</w:t>
+      </w:r>
+      <w:proofErr w:type="spellEnd"/>
+      <w:r>
+        <w:rPr>
+          <w:rFonts w:ascii="Segoe UI Semibold" w:hAnsi="Segoe UI Semibold" w:cs="Segoe UI Semibold"/>
+          <w:lang w:val="en-US"/>
+        </w:rPr>
+        <w:t>) depending on their distance from one another.</w:t>
+      </w:r>
+    </w:p>
+    <w:p>
+      <w:pPr>
+        <w:rPr>
+          <w:rFonts w:ascii="Segoe UI Semibold" w:hAnsi="Segoe UI Semibold" w:cs="Segoe UI Semibold"/>
+          <w:lang w:val="en-US"/>
+        </w:rPr>
+      </w:pPr>
+      <w:r>
+        <w:rPr>
+          <w:rFonts w:ascii="Segoe UI Semibold" w:hAnsi="Segoe UI Semibold" w:cs="Segoe UI Semibold"/>
+          <w:lang w:val="en-US"/>
+        </w:rPr>
+        <w:t>Function:</w:t>
+      </w:r>
+    </w:p>
+    <w:p>
+      <w:pPr>
+        <w:rPr>
+          <w:rFonts w:ascii="Segoe UI Semibold" w:hAnsi="Segoe UI Semibold" w:cs="Segoe UI Semibold"/>
+          <w:lang w:val="en-US"/>
+        </w:rPr>
+      </w:pPr>
+      <w:proofErr w:type="spellStart"/>
+      <w:r>
+        <w:rPr>
+          <w:rFonts w:ascii="Segoe UI Semibold" w:hAnsi="Segoe UI Semibold" w:cs="Segoe UI Semibold"/>
+        </w:rPr>
+        <w:t>UpdateForce</w:t>
+      </w:r>
+      <w:proofErr w:type="spellEnd"/>
+      <w:r>
+        <w:rPr>
+          <w:rFonts w:ascii="Segoe UI Semibold" w:hAnsi="Segoe UI Semibold" w:cs="Segoe UI Semibold"/>
+        </w:rPr>
+        <w:t>: Applies a force to the particle that pulls it towards the anchored point or paired particle if it is too far based in the spring’s given length at rest. This force gets stronger the further the two are.</w:t>
+      </w:r>
+    </w:p>
+    <w:p>
+      <w:pPr>
+        <w:rPr>
+          <w:rFonts w:ascii="Segoe UI Semibold" w:hAnsi="Segoe UI Semibold" w:cs="Segoe UI Semibold"/>
+        </w:rPr>
+      </w:pPr>
+      <w:proofErr w:type="spellStart"/>
+      <w:r>
+        <w:rPr>
+          <w:rFonts w:ascii="Segoe UI Semibold" w:hAnsi="Segoe UI Semibold" w:cs="Segoe UI Semibold"/>
+        </w:rPr>
+        <w:t>ParticleLin</w:t>
+      </w:r>
+      <w:r>
+        <w:rPr>
+          <w:rFonts w:ascii="Segoe UI Semibold" w:hAnsi="Segoe UI Semibold" w:cs="Segoe UI Semibold"/>
+        </w:rPr>
+        <w:t>k</w:t>
+      </w:r>
+      <w:proofErr w:type="spellEnd"/>
+      <w:r>
+        <w:rPr>
+          <w:rFonts w:ascii="Segoe UI Semibold" w:hAnsi="Segoe UI Semibold" w:cs="Segoe UI Semibold"/>
+        </w:rPr>
+        <w:t xml:space="preserve">, Rod and Cable </w:t>
+      </w:r>
+      <w:r>
+        <w:rPr>
+          <w:rFonts w:ascii="Segoe UI Semibold" w:hAnsi="Segoe UI Semibold" w:cs="Segoe UI Semibold"/>
+        </w:rPr>
+        <w:t>Class</w:t>
+      </w:r>
+      <w:r>
+        <w:rPr>
+          <w:rFonts w:ascii="Segoe UI Semibold" w:hAnsi="Segoe UI Semibold" w:cs="Segoe UI Semibold"/>
+        </w:rPr>
+        <w:t>es</w:t>
+      </w:r>
+      <w:r>
+        <w:rPr>
+          <w:rFonts w:ascii="Segoe UI Semibold" w:hAnsi="Segoe UI Semibold" w:cs="Segoe UI Semibold"/>
+        </w:rPr>
+        <w:t>:</w:t>
+      </w:r>
+    </w:p>
+    <w:p>
+      <w:pPr>
+        <w:rPr>
+          <w:rFonts w:ascii="Segoe UI Semibold" w:hAnsi="Segoe UI Semibold" w:cs="Segoe UI Semibold"/>
+        </w:rPr>
+      </w:pPr>
+      <w:r>
+        <w:rPr>
+          <w:rFonts w:ascii="Segoe UI Semibold" w:hAnsi="Segoe UI Semibold" w:cs="Segoe UI Semibold"/>
+        </w:rPr>
         <w:lastRenderedPageBreak/>
-        <w:t>UpdateForce</w:t>
-      </w:r>
-      <w:proofErr w:type="spellEnd"/>
-      <w:r>
-        <w:rPr>
-          <w:rFonts w:ascii="Segoe UI Semibold" w:hAnsi="Segoe UI Semibold" w:cs="Segoe UI Semibold"/>
-          <w:lang w:val="en-US"/>
-        </w:rPr>
-        <w:t>:  Used to apply the force calculated by the generator. To be overwritten by the class’s children.</w:t>
-      </w:r>
-    </w:p>
-    <w:p>
-      <w:pPr>
-        <w:rPr>
-          <w:rFonts w:ascii="Segoe UI Semibold" w:hAnsi="Segoe UI Semibold" w:cs="Segoe UI Semibold"/>
-          <w:lang w:val="en-US"/>
-        </w:rPr>
-      </w:pPr>
-      <w:proofErr w:type="spellStart"/>
-      <w:r>
-        <w:rPr>
-          <w:rFonts w:ascii="Segoe UI Semibold" w:hAnsi="Segoe UI Semibold" w:cs="Segoe UI Semibold"/>
-          <w:lang w:val="en-US"/>
-        </w:rPr>
-        <w:t>UpdateForce</w:t>
-      </w:r>
-      <w:proofErr w:type="spellEnd"/>
-      <w:r>
-        <w:rPr>
-          <w:rFonts w:ascii="Segoe UI Semibold" w:hAnsi="Segoe UI Semibold" w:cs="Segoe UI Semibold"/>
-          <w:lang w:val="en-US"/>
-        </w:rPr>
-        <w:t xml:space="preserve"> (Gravity): Applies the force of gravity to the particle assuming it has a valid mass (above 0).</w:t>
-      </w:r>
-    </w:p>
-    <w:p>
-      <w:pPr>
-        <w:rPr>
-          <w:rFonts w:ascii="Segoe UI Semibold" w:hAnsi="Segoe UI Semibold" w:cs="Segoe UI Semibold"/>
-          <w:lang w:val="en-US"/>
-        </w:rPr>
-      </w:pPr>
-      <w:proofErr w:type="spellStart"/>
-      <w:r>
-        <w:rPr>
-          <w:rFonts w:ascii="Segoe UI Semibold" w:hAnsi="Segoe UI Semibold" w:cs="Segoe UI Semibold"/>
-          <w:lang w:val="en-US"/>
-        </w:rPr>
-        <w:t>UpdateForce</w:t>
-      </w:r>
-      <w:proofErr w:type="spellEnd"/>
-      <w:r>
-        <w:rPr>
-          <w:rFonts w:ascii="Segoe UI Semibold" w:hAnsi="Segoe UI Semibold" w:cs="Segoe UI Semibold"/>
-          <w:lang w:val="en-US"/>
-        </w:rPr>
-        <w:t xml:space="preserve"> (</w:t>
-      </w:r>
-      <w:r>
-        <w:rPr>
-          <w:rFonts w:ascii="Segoe UI Semibold" w:hAnsi="Segoe UI Semibold" w:cs="Segoe UI Semibold"/>
-          <w:lang w:val="en-US"/>
-        </w:rPr>
-        <w:t>Drag</w:t>
-      </w:r>
-      <w:r>
-        <w:rPr>
-          <w:rFonts w:ascii="Segoe UI Semibold" w:hAnsi="Segoe UI Semibold" w:cs="Segoe UI Semibold"/>
-          <w:lang w:val="en-US"/>
-        </w:rPr>
-        <w:t xml:space="preserve">): Applies the </w:t>
-      </w:r>
-      <w:r>
-        <w:rPr>
-          <w:rFonts w:ascii="Segoe UI Semibold" w:hAnsi="Segoe UI Semibold" w:cs="Segoe UI Semibold"/>
-          <w:lang w:val="en-US"/>
-        </w:rPr>
-        <w:t xml:space="preserve">drag to the particle via damping. </w:t>
+        <w:t xml:space="preserve">Explanation: </w:t>
+      </w:r>
+      <w:r>
+        <w:rPr>
+          <w:rFonts w:ascii="Segoe UI Semibold" w:hAnsi="Segoe UI Semibold" w:cs="Segoe UI Semibold"/>
+        </w:rPr>
+        <w:t xml:space="preserve">The </w:t>
+      </w:r>
+      <w:proofErr w:type="spellStart"/>
+      <w:r>
+        <w:rPr>
+          <w:rFonts w:ascii="Segoe UI Semibold" w:hAnsi="Segoe UI Semibold" w:cs="Segoe UI Semibold"/>
+        </w:rPr>
+        <w:t>ParticleLink</w:t>
+      </w:r>
+      <w:proofErr w:type="spellEnd"/>
+      <w:r>
+        <w:rPr>
+          <w:rFonts w:ascii="Segoe UI Semibold" w:hAnsi="Segoe UI Semibold" w:cs="Segoe UI Semibold"/>
+        </w:rPr>
+        <w:t xml:space="preserve"> </w:t>
+      </w:r>
+      <w:r>
+        <w:rPr>
+          <w:rFonts w:ascii="Segoe UI Semibold" w:hAnsi="Segoe UI Semibold" w:cs="Segoe UI Semibold"/>
+        </w:rPr>
+        <w:t xml:space="preserve">class </w:t>
+      </w:r>
+      <w:r>
+        <w:rPr>
+          <w:rFonts w:ascii="Segoe UI Semibold" w:hAnsi="Segoe UI Semibold" w:cs="Segoe UI Semibold"/>
+        </w:rPr>
+        <w:t xml:space="preserve">is the base </w:t>
+      </w:r>
+      <w:r>
+        <w:rPr>
+          <w:rFonts w:ascii="Segoe UI Semibold" w:hAnsi="Segoe UI Semibold" w:cs="Segoe UI Semibold"/>
+        </w:rPr>
+        <w:t>for the Rod and Cable Classes.</w:t>
+      </w:r>
+      <w:r>
+        <w:rPr>
+          <w:rFonts w:ascii="Segoe UI Semibold" w:hAnsi="Segoe UI Semibold" w:cs="Segoe UI Semibold"/>
+        </w:rPr>
+        <w:t xml:space="preserve"> Instead of using forces to link two particles, the </w:t>
+      </w:r>
+      <w:proofErr w:type="spellStart"/>
+      <w:r>
+        <w:rPr>
+          <w:rFonts w:ascii="Segoe UI Semibold" w:hAnsi="Segoe UI Semibold" w:cs="Segoe UI Semibold"/>
+        </w:rPr>
+        <w:t>ParticleLink</w:t>
+      </w:r>
+      <w:proofErr w:type="spellEnd"/>
+      <w:r>
+        <w:rPr>
+          <w:rFonts w:ascii="Segoe UI Semibold" w:hAnsi="Segoe UI Semibold" w:cs="Segoe UI Semibold"/>
+        </w:rPr>
+        <w:t xml:space="preserve"> class and its children use contacts instead to control the distance between two particles (or anchored point in the form of an invisible particle in the case of the Cable). The Rod always keeps the distance of the two particles constant, while the Cable instead allows the particle to go closer than its length, but preventing it from moving any further if it strays away. </w:t>
+      </w:r>
+    </w:p>
+    <w:p>
+      <w:pPr>
+        <w:rPr>
+          <w:rFonts w:ascii="Segoe UI Semibold" w:hAnsi="Segoe UI Semibold" w:cs="Segoe UI Semibold"/>
+        </w:rPr>
+      </w:pPr>
+      <w:r>
+        <w:rPr>
+          <w:rFonts w:ascii="Segoe UI Semibold" w:hAnsi="Segoe UI Semibold" w:cs="Segoe UI Semibold"/>
+        </w:rPr>
+        <w:t>Function:</w:t>
+      </w:r>
+    </w:p>
+    <w:p>
+      <w:pPr>
+        <w:rPr>
+          <w:rFonts w:ascii="Segoe UI Semibold" w:hAnsi="Segoe UI Semibold" w:cs="Segoe UI Semibold"/>
+        </w:rPr>
+      </w:pPr>
+      <w:proofErr w:type="spellStart"/>
+      <w:r>
+        <w:rPr>
+          <w:rFonts w:ascii="Segoe UI Semibold" w:hAnsi="Segoe UI Semibold" w:cs="Segoe UI Semibold"/>
+        </w:rPr>
+        <w:t>GetContact</w:t>
+      </w:r>
+      <w:proofErr w:type="spellEnd"/>
+      <w:r>
+        <w:rPr>
+          <w:rFonts w:ascii="Segoe UI Semibold" w:hAnsi="Segoe UI Semibold" w:cs="Segoe UI Semibold"/>
+        </w:rPr>
+        <w:t xml:space="preserve">: Generates a contact that keeps the distance between particles constant for the Rod, while </w:t>
+      </w:r>
+      <w:r>
+        <w:rPr>
+          <w:rFonts w:ascii="Segoe UI Semibold" w:hAnsi="Segoe UI Semibold" w:cs="Segoe UI Semibold"/>
+        </w:rPr>
+        <w:t>stopping any movement from the particle that causes it to move too far from the its anchored point for the cable.</w:t>
       </w:r>
     </w:p>
     <w:p>
@@ -793,6 +1304,97 @@
           <w:lang w:val="en-US"/>
         </w:rPr>
       </w:pPr>
+      <w:proofErr w:type="spellStart"/>
+      <w:r>
+        <w:rPr>
+          <w:rFonts w:ascii="Segoe UI Semibold" w:hAnsi="Segoe UI Semibold" w:cs="Segoe UI Semibold"/>
+          <w:lang w:val="en-US"/>
+        </w:rPr>
+        <w:t>RenderLine</w:t>
+      </w:r>
+      <w:proofErr w:type="spellEnd"/>
+      <w:r>
+        <w:rPr>
+          <w:rFonts w:ascii="Segoe UI Semibold" w:hAnsi="Segoe UI Semibold" w:cs="Segoe UI Semibold"/>
+          <w:lang w:val="en-US"/>
+        </w:rPr>
+        <w:t xml:space="preserve"> Class:</w:t>
+      </w:r>
+    </w:p>
+    <w:p>
+      <w:pPr>
+        <w:rPr>
+          <w:rFonts w:ascii="Segoe UI Semibold" w:hAnsi="Segoe UI Semibold" w:cs="Segoe UI Semibold"/>
+          <w:lang w:val="en-US"/>
+        </w:rPr>
+      </w:pPr>
+      <w:r>
+        <w:rPr>
+          <w:rFonts w:ascii="Segoe UI Semibold" w:hAnsi="Segoe UI Semibold" w:cs="Segoe UI Semibold"/>
+          <w:lang w:val="en-US"/>
+        </w:rPr>
+        <w:t>Explanation:</w:t>
+      </w:r>
+      <w:r>
+        <w:rPr>
+          <w:rFonts w:ascii="Segoe UI Semibold" w:hAnsi="Segoe UI Semibold" w:cs="Segoe UI Semibold"/>
+          <w:lang w:val="en-US"/>
+        </w:rPr>
+        <w:t xml:space="preserve"> Draws a line between two points. Usually used alongside springs and particle links.</w:t>
+      </w:r>
+    </w:p>
+    <w:p>
+      <w:pPr>
+        <w:rPr>
+          <w:rFonts w:ascii="Segoe UI Semibold" w:hAnsi="Segoe UI Semibold" w:cs="Segoe UI Semibold"/>
+          <w:lang w:val="en-US"/>
+        </w:rPr>
+      </w:pPr>
+      <w:r>
+        <w:rPr>
+          <w:rFonts w:ascii="Segoe UI Semibold" w:hAnsi="Segoe UI Semibold" w:cs="Segoe UI Semibold"/>
+          <w:lang w:val="en-US"/>
+        </w:rPr>
+        <w:t>Functions:</w:t>
+      </w:r>
+    </w:p>
+    <w:p>
+      <w:pPr>
+        <w:rPr>
+          <w:rFonts w:ascii="Segoe UI Semibold" w:hAnsi="Segoe UI Semibold" w:cs="Segoe UI Semibold"/>
+          <w:lang w:val="en-US"/>
+        </w:rPr>
+      </w:pPr>
+      <w:r>
+        <w:rPr>
+          <w:rFonts w:ascii="Segoe UI Semibold" w:hAnsi="Segoe UI Semibold" w:cs="Segoe UI Semibold"/>
+          <w:lang w:val="en-US"/>
+        </w:rPr>
+        <w:t>Update: Updates the line’s two endpoints if they move.</w:t>
+      </w:r>
+    </w:p>
+    <w:p>
+      <w:pPr>
+        <w:rPr>
+          <w:rFonts w:ascii="Segoe UI Semibold" w:hAnsi="Segoe UI Semibold" w:cs="Segoe UI Semibold"/>
+          <w:lang w:val="en-US"/>
+        </w:rPr>
+      </w:pPr>
+      <w:r>
+        <w:rPr>
+          <w:rFonts w:ascii="Segoe UI Semibold" w:hAnsi="Segoe UI Semibold" w:cs="Segoe UI Semibold"/>
+          <w:lang w:val="en-US"/>
+        </w:rPr>
+        <w:t>Draw: Draws the lines on screen.</w:t>
+      </w:r>
+    </w:p>
+    <w:p>
+      <w:pPr>
+        <w:rPr>
+          <w:rFonts w:ascii="Segoe UI Semibold" w:hAnsi="Segoe UI Semibold" w:cs="Segoe UI Semibold"/>
+          <w:lang w:val="en-US"/>
+        </w:rPr>
+      </w:pPr>
     </w:p>
     <w:p>
       <w:pPr>
@@ -830,7 +1432,35 @@
           <w:rFonts w:ascii="Segoe UI Semibold" w:hAnsi="Segoe UI Semibold" w:cs="Segoe UI Semibold"/>
           <w:lang w:val="en-US"/>
         </w:rPr>
-        <w:t>Explanation: Used to simplify the process of updating and rendering multiple particles at the same time.</w:t>
+        <w:t>Explanation: Used to simplify the process of updating</w:t>
+      </w:r>
+      <w:r>
+        <w:rPr>
+          <w:rFonts w:ascii="Segoe UI Semibold" w:hAnsi="Segoe UI Semibold" w:cs="Segoe UI Semibold"/>
+          <w:lang w:val="en-US"/>
+        </w:rPr>
+        <w:t xml:space="preserve"> and</w:t>
+      </w:r>
+      <w:r>
+        <w:rPr>
+          <w:rFonts w:ascii="Segoe UI Semibold" w:hAnsi="Segoe UI Semibold" w:cs="Segoe UI Semibold"/>
+          <w:lang w:val="en-US"/>
+        </w:rPr>
+        <w:t xml:space="preserve"> rendering multiple particles at the same time</w:t>
+      </w:r>
+      <w:r>
+        <w:rPr>
+          <w:rFonts w:ascii="Segoe UI Semibold" w:hAnsi="Segoe UI Semibold" w:cs="Segoe UI Semibold"/>
+          <w:lang w:val="en-US"/>
+        </w:rPr>
+        <w:t>, alongside everything in between</w:t>
+      </w:r>
+      <w:r>
+        <w:rPr>
+          <w:rFonts w:ascii="Segoe UI Semibold" w:hAnsi="Segoe UI Semibold" w:cs="Segoe UI Semibold"/>
+          <w:lang w:val="en-US"/>
+        </w:rPr>
+        <w:t>.</w:t>
       </w:r>
     </w:p>
     <w:p>
@@ -860,6 +1490,7 @@
           <w:rFonts w:ascii="Segoe UI Semibold" w:hAnsi="Segoe UI Semibold" w:cs="Segoe UI Semibold"/>
           <w:lang w:val="en-US"/>
         </w:rPr>
+        <w:lastRenderedPageBreak/>
         <w:t>Constructor (</w:t>
       </w:r>
       <w:proofErr w:type="spellStart"/>
@@ -973,7 +1604,21 @@
           <w:rFonts w:ascii="Segoe UI Semibold" w:hAnsi="Segoe UI Semibold" w:cs="Segoe UI Semibold"/>
           <w:lang w:val="en-US"/>
         </w:rPr>
-        <w:t>): This constructor saves references to the sphere model and drag force generator  for generation of particles within the world class to replace the ones that reach the end of their lifespan.</w:t>
+        <w:t xml:space="preserve">): </w:t>
+      </w:r>
+      <w:r>
+        <w:rPr>
+          <w:rFonts w:ascii="Segoe UI Semibold" w:hAnsi="Segoe UI Semibold" w:cs="Segoe UI Semibold"/>
+          <w:lang w:val="en-US"/>
+        </w:rPr>
+        <w:t xml:space="preserve">(Phase 1) </w:t>
+      </w:r>
+      <w:r>
+        <w:rPr>
+          <w:rFonts w:ascii="Segoe UI Semibold" w:hAnsi="Segoe UI Semibold" w:cs="Segoe UI Semibold"/>
+          <w:lang w:val="en-US"/>
+        </w:rPr>
+        <w:t>This constructor saves references to the sphere model and drag force generator  for generation of particles within the world class to replace the ones that reach the end of their lifespan.</w:t>
       </w:r>
     </w:p>
     <w:p>
@@ -1032,6 +1677,30 @@
           <w:lang w:val="en-US"/>
         </w:rPr>
       </w:pPr>
+      <w:proofErr w:type="spellStart"/>
+      <w:r>
+        <w:rPr>
+          <w:rFonts w:ascii="Segoe UI Semibold" w:hAnsi="Segoe UI Semibold" w:cs="Segoe UI Semibold"/>
+          <w:lang w:val="en-US"/>
+        </w:rPr>
+        <w:t>AddContact</w:t>
+      </w:r>
+      <w:proofErr w:type="spellEnd"/>
+      <w:r>
+        <w:rPr>
+          <w:rFonts w:ascii="Segoe UI Semibold" w:hAnsi="Segoe UI Semibold" w:cs="Segoe UI Semibold"/>
+          <w:lang w:val="en-US"/>
+        </w:rPr>
+        <w:t>: Adds a contact to be resolved.</w:t>
+      </w:r>
+    </w:p>
+    <w:p>
+      <w:pPr>
+        <w:rPr>
+          <w:rFonts w:ascii="Segoe UI Semibold" w:hAnsi="Segoe UI Semibold" w:cs="Segoe UI Semibold"/>
+          <w:lang w:val="en-US"/>
+        </w:rPr>
+      </w:pPr>
       <w:r>
         <w:rPr>
           <w:rFonts w:ascii="Segoe UI Semibold" w:hAnsi="Segoe UI Semibold" w:cs="Segoe UI Semibold"/>
@@ -1052,23 +1721,21 @@
           <w:rFonts w:ascii="Segoe UI Semibold" w:hAnsi="Segoe UI Semibold" w:cs="Segoe UI Semibold"/>
           <w:lang w:val="en-US"/>
         </w:rPr>
-        <w:t xml:space="preserve">Update: Calls the particles’ update </w:t>
-      </w:r>
-      <w:proofErr w:type="spellStart"/>
-      <w:r>
-        <w:rPr>
-          <w:rFonts w:ascii="Segoe UI Semibold" w:hAnsi="Segoe UI Semibold" w:cs="Segoe UI Semibold"/>
-          <w:lang w:val="en-US"/>
-        </w:rPr>
-        <w:t>funcion</w:t>
-      </w:r>
-      <w:proofErr w:type="spellEnd"/>
-      <w:r>
-        <w:rPr>
-          <w:rFonts w:ascii="Segoe UI Semibold" w:hAnsi="Segoe UI Semibold" w:cs="Segoe UI Semibold"/>
-          <w:lang w:val="en-US"/>
-        </w:rPr>
-        <w:t xml:space="preserve"> after removing and replacing the ones which reach the end of their lifespan and applying their paired forces in the </w:t>
+        <w:t>Update: Calls the particles’ update func</w:t>
+      </w:r>
+      <w:r>
+        <w:rPr>
+          <w:rFonts w:ascii="Segoe UI Semibold" w:hAnsi="Segoe UI Semibold" w:cs="Segoe UI Semibold"/>
+          <w:lang w:val="en-US"/>
+        </w:rPr>
+        <w:t>t</w:t>
+      </w:r>
+      <w:r>
+        <w:rPr>
+          <w:rFonts w:ascii="Segoe UI Semibold" w:hAnsi="Segoe UI Semibold" w:cs="Segoe UI Semibold"/>
+          <w:lang w:val="en-US"/>
+        </w:rPr>
+        <w:t xml:space="preserve">ion after removing and replacing the ones which reach the end of their lifespan and applying their paired forces in the </w:t>
       </w:r>
       <w:proofErr w:type="spellStart"/>
       <w:r>
@@ -1134,21 +1801,33 @@
           <w:lang w:val="en-US"/>
         </w:rPr>
       </w:pPr>
-    </w:p>
-    <w:p>
-      <w:pPr>
-        <w:rPr>
-          <w:rFonts w:ascii="Segoe UI Semibold" w:hAnsi="Segoe UI Semibold" w:cs="Segoe UI Semibold"/>
-          <w:lang w:val="en-US"/>
-        </w:rPr>
-      </w:pPr>
-      <w:r>
-        <w:rPr>
-          <w:rFonts w:ascii="Segoe UI Semibold" w:hAnsi="Segoe UI Semibold" w:cs="Segoe UI Semibold"/>
-          <w:lang w:val="en-US"/>
-        </w:rPr>
-        <w:lastRenderedPageBreak/>
-        <w:t xml:space="preserve"> </w:t>
+      <w:proofErr w:type="spellStart"/>
+      <w:r>
+        <w:rPr>
+          <w:rFonts w:ascii="Segoe UI Semibold" w:hAnsi="Segoe UI Semibold" w:cs="Segoe UI Semibold"/>
+        </w:rPr>
+        <w:t>GetOverlaps</w:t>
+      </w:r>
+      <w:proofErr w:type="spellEnd"/>
+      <w:r>
+        <w:rPr>
+          <w:rFonts w:ascii="Segoe UI Semibold" w:hAnsi="Segoe UI Semibold" w:cs="Segoe UI Semibold"/>
+        </w:rPr>
+        <w:t xml:space="preserve">: Adds Contacts to be resolved using </w:t>
+      </w:r>
+      <w:proofErr w:type="spellStart"/>
+      <w:r>
+        <w:rPr>
+          <w:rFonts w:ascii="Segoe UI Semibold" w:hAnsi="Segoe UI Semibold" w:cs="Segoe UI Semibold"/>
+        </w:rPr>
+        <w:t>AddContact</w:t>
+      </w:r>
+      <w:proofErr w:type="spellEnd"/>
+      <w:r>
+        <w:rPr>
+          <w:rFonts w:ascii="Segoe UI Semibold" w:hAnsi="Segoe UI Semibold" w:cs="Segoe UI Semibold"/>
+        </w:rPr>
+        <w:t>() if there are particles which touch each other.</w:t>
       </w:r>
     </w:p>
     <w:p>
@@ -1573,7 +2252,6 @@
   <w:style w:type="character" w:default="1" w:styleId="DefaultParagraphFont">
     <w:name w:val="Default Paragraph Font"/>
     <w:uiPriority w:val="1"/>
-    <w:semiHidden/>
     <w:unhideWhenUsed/>
   </w:style>
   <w:style w:type="table" w:default="1" w:styleId="TableNormal">
